--- a/Science Books/Physics/Volume overview/27 - Entropy - Why the Universe Keeps Losing Its Socks.docx
+++ b/Science Books/Physics/Volume overview/27 - Entropy - Why the Universe Keeps Losing Its Socks.docx
@@ -133,7 +133,7 @@
         <w:jc w:val="both"/>
       </w:pPr>
       <w:r>
-        <w:t xml:space="preserve">There is no cosmic preference committee. There are simply vastly more ways for the gas to be spread out than neatly confined. The universe does not need to forbid the unlikely. It merely has an astonishing preference for the overwhelmingly likely.</w:t>
+        <w:t>There is no cosmic preference committee. There are vastly more ways for the gas to be spread out than neatly confined. The universe does not need to forbid the unlikely. It merely has an astonishing preference for the overwhelmingly likely.</w:t>
       </w:r>
     </w:p>
     <w:p>
@@ -221,7 +221,7 @@
         <w:jc w:val="both"/>
       </w:pPr>
       <w:r>
-        <w:t xml:space="preserve">It performs work. The total entropy accounting, including the surroundings, still works. Thermodynamics has not been defeated. The refrigerator has merely paid the bill.</w:t>
+        <w:t>It performs work. The total entropy accounting, including the surroundings, still works. Thermodynamics has not been defeated. The refrigerator has already paid the bill.</w:t>
       </w:r>
     </w:p>
     <w:p>

--- a/Science Books/Physics/Volume overview/27 - Entropy - Why the Universe Keeps Losing Its Socks.docx
+++ b/Science Books/Physics/Volume overview/27 - Entropy - Why the Universe Keeps Losing Its Socks.docx
@@ -9,7 +9,7 @@
         <w:jc w:val="center"/>
       </w:pPr>
       <w:r>
-        <w:t>Science for Everyone</w:t>
+        <w:t>Physics, Actually</w:t>
       </w:r>
     </w:p>
     <w:p>
